--- a/report/Report.docx
+++ b/report/Report.docx
@@ -21,6 +21,41 @@
           <w:szCs w:val="36"/>
         </w:rPr>
         <w:t>An Auditable Hybrid Pipeline for Nuclei Image Analysis</w:t>
+      </w:r>
+    </w:p>
+    <w:p>
+      <w:pPr>
+        <w:spacing w:after="0" w:line="240" w:lineRule="auto"/>
+        <w:jc w:val="both"/>
+        <w:rPr>
+          <w:b/>
+          <w:bCs/>
+        </w:rPr>
+      </w:pPr>
+      <w:r>
+        <w:rPr>
+          <w:b/>
+          <w:bCs/>
+        </w:rPr>
+        <w:t xml:space="preserve">GitHub - </w:t>
+      </w:r>
+      <w:hyperlink r:id="rId7" w:history="1">
+        <w:r>
+          <w:rPr>
+            <w:rStyle w:val="Hyperlink"/>
+            <w:b/>
+            <w:bCs/>
+            <w:u w:val="none"/>
+          </w:rPr>
+          <w:t>github-manu-nani18/ai-imaging-assignment-3</w:t>
+        </w:r>
+      </w:hyperlink>
+      <w:r>
+        <w:rPr>
+          <w:b/>
+          <w:bCs/>
+        </w:rPr>
+        <w:t xml:space="preserve"> </w:t>
       </w:r>
     </w:p>
     <w:p>
@@ -96,7 +131,7 @@
           <w:noProof/>
         </w:rPr>
         <w:drawing>
-          <wp:anchor distT="0" distB="0" distL="114300" distR="114300" simplePos="0" relativeHeight="251659264" behindDoc="0" locked="0" layoutInCell="1" allowOverlap="1" wp14:anchorId="24F06D26" wp14:editId="6A96D615">
+          <wp:anchor distT="0" distB="0" distL="114300" distR="114300" simplePos="0" relativeHeight="251659264" behindDoc="0" locked="0" layoutInCell="1" allowOverlap="1" wp14:anchorId="24F06D26" wp14:editId="42ADF5C1">
             <wp:simplePos x="0" y="0"/>
             <wp:positionH relativeFrom="column">
               <wp:posOffset>2753360</wp:posOffset>
@@ -119,7 +154,7 @@
                     <pic:cNvPicPr/>
                   </pic:nvPicPr>
                   <pic:blipFill>
-                    <a:blip r:embed="rId7" cstate="print">
+                    <a:blip r:embed="rId8" cstate="print">
                       <a:extLst>
                         <a:ext uri="{28A0092B-C50C-407E-A947-70E740481C1C}">
                           <a14:useLocalDpi xmlns:a14="http://schemas.microsoft.com/office/drawing/2010/main" val="0"/>
@@ -179,7 +214,7 @@
                     <pic:cNvPicPr/>
                   </pic:nvPicPr>
                   <pic:blipFill>
-                    <a:blip r:embed="rId8" cstate="print">
+                    <a:blip r:embed="rId9" cstate="print">
                       <a:extLst>
                         <a:ext uri="{28A0092B-C50C-407E-A947-70E740481C1C}">
                           <a14:useLocalDpi xmlns:a14="http://schemas.microsoft.com/office/drawing/2010/main" val="0"/>
@@ -1073,34 +1108,6 @@
     </w:p>
     <w:p>
       <w:pPr>
-        <w:pStyle w:val="ListParagraph"/>
-        <w:spacing w:after="0" w:line="240" w:lineRule="auto"/>
-        <w:ind w:left="0"/>
-        <w:rPr>
-          <w:rFonts w:cstheme="minorHAnsi"/>
-          <w:i/>
-          <w:iCs/>
-          <w:sz w:val="22"/>
-          <w:szCs w:val="22"/>
-        </w:rPr>
-      </w:pPr>
-    </w:p>
-    <w:p>
-      <w:pPr>
-        <w:pStyle w:val="ListParagraph"/>
-        <w:spacing w:after="0" w:line="240" w:lineRule="auto"/>
-        <w:ind w:left="0"/>
-        <w:rPr>
-          <w:rFonts w:cstheme="minorHAnsi"/>
-          <w:i/>
-          <w:iCs/>
-          <w:sz w:val="22"/>
-          <w:szCs w:val="22"/>
-        </w:rPr>
-      </w:pPr>
-    </w:p>
-    <w:p>
-      <w:pPr>
         <w:spacing w:after="0" w:line="240" w:lineRule="auto"/>
         <w:jc w:val="both"/>
         <w:rPr>
@@ -1186,13 +1193,23 @@
         <w:t>"</w:t>
       </w:r>
       <w:proofErr w:type="spellStart"/>
-      <w:r>
-        <w:rPr>
-          <w:rFonts w:cstheme="minorHAnsi"/>
-          <w:sz w:val="22"/>
-          <w:szCs w:val="22"/>
-        </w:rPr>
-        <w:t>tissue_type":"uncertain</w:t>
+      <w:proofErr w:type="gramStart"/>
+      <w:r>
+        <w:rPr>
+          <w:rFonts w:cstheme="minorHAnsi"/>
+          <w:sz w:val="22"/>
+          <w:szCs w:val="22"/>
+        </w:rPr>
+        <w:t>tissue</w:t>
+      </w:r>
+      <w:proofErr w:type="gramEnd"/>
+      <w:r>
+        <w:rPr>
+          <w:rFonts w:cstheme="minorHAnsi"/>
+          <w:sz w:val="22"/>
+          <w:szCs w:val="22"/>
+        </w:rPr>
+        <w:t>_type":"uncertain</w:t>
       </w:r>
       <w:proofErr w:type="spellEnd"/>
       <w:r>
@@ -1225,22 +1242,42 @@
         <w:t>"</w:t>
       </w:r>
       <w:proofErr w:type="spellStart"/>
-      <w:r>
-        <w:rPr>
-          <w:rFonts w:cstheme="minorHAnsi"/>
-          <w:sz w:val="22"/>
-          <w:szCs w:val="22"/>
-        </w:rPr>
-        <w:t>notable_features</w:t>
+      <w:proofErr w:type="gramStart"/>
+      <w:r>
+        <w:rPr>
+          <w:rFonts w:cstheme="minorHAnsi"/>
+          <w:sz w:val="22"/>
+          <w:szCs w:val="22"/>
+        </w:rPr>
+        <w:t>notable</w:t>
+      </w:r>
+      <w:proofErr w:type="gramEnd"/>
+      <w:r>
+        <w:rPr>
+          <w:rFonts w:cstheme="minorHAnsi"/>
+          <w:sz w:val="22"/>
+          <w:szCs w:val="22"/>
+        </w:rPr>
+        <w:t>_features</w:t>
       </w:r>
       <w:proofErr w:type="spellEnd"/>
-      <w:r>
-        <w:rPr>
-          <w:rFonts w:cstheme="minorHAnsi"/>
-          <w:sz w:val="22"/>
-          <w:szCs w:val="22"/>
-        </w:rPr>
-        <w:t>":["brightly stained nuclei, faint cytoplasmic staining"],</w:t>
+      <w:proofErr w:type="gramStart"/>
+      <w:r>
+        <w:rPr>
+          <w:rFonts w:cstheme="minorHAnsi"/>
+          <w:sz w:val="22"/>
+          <w:szCs w:val="22"/>
+        </w:rPr>
+        <w:t>":[</w:t>
+      </w:r>
+      <w:proofErr w:type="gramEnd"/>
+      <w:r>
+        <w:rPr>
+          <w:rFonts w:cstheme="minorHAnsi"/>
+          <w:sz w:val="22"/>
+          <w:szCs w:val="22"/>
+        </w:rPr>
+        <w:t>"brightly stained nuclei, faint cytoplasmic staining"],</w:t>
       </w:r>
     </w:p>
     <w:p>
@@ -1264,13 +1301,23 @@
         <w:t>"</w:t>
       </w:r>
       <w:proofErr w:type="spellStart"/>
-      <w:r>
-        <w:rPr>
-          <w:rFonts w:cstheme="minorHAnsi"/>
-          <w:sz w:val="22"/>
-          <w:szCs w:val="22"/>
-        </w:rPr>
-        <w:t>image_quality":"good</w:t>
+      <w:proofErr w:type="gramStart"/>
+      <w:r>
+        <w:rPr>
+          <w:rFonts w:cstheme="minorHAnsi"/>
+          <w:sz w:val="22"/>
+          <w:szCs w:val="22"/>
+        </w:rPr>
+        <w:t>image</w:t>
+      </w:r>
+      <w:proofErr w:type="gramEnd"/>
+      <w:r>
+        <w:rPr>
+          <w:rFonts w:cstheme="minorHAnsi"/>
+          <w:sz w:val="22"/>
+          <w:szCs w:val="22"/>
+        </w:rPr>
+        <w:t>_quality":"good</w:t>
       </w:r>
       <w:proofErr w:type="spellEnd"/>
       <w:r>
@@ -1924,7 +1971,7 @@
                     <pic:cNvPicPr/>
                   </pic:nvPicPr>
                   <pic:blipFill>
-                    <a:blip r:embed="rId9" cstate="print">
+                    <a:blip r:embed="rId10" cstate="print">
                       <a:extLst>
                         <a:ext uri="{28A0092B-C50C-407E-A947-70E740481C1C}">
                           <a14:useLocalDpi xmlns:a14="http://schemas.microsoft.com/office/drawing/2010/main" val="0"/>
@@ -2569,7 +2616,7 @@
                     <pic:cNvPicPr/>
                   </pic:nvPicPr>
                   <pic:blipFill>
-                    <a:blip r:embed="rId10" cstate="print">
+                    <a:blip r:embed="rId11" cstate="print">
                       <a:extLst>
                         <a:ext uri="{28A0092B-C50C-407E-A947-70E740481C1C}">
                           <a14:useLocalDpi xmlns:a14="http://schemas.microsoft.com/office/drawing/2010/main" val="0"/>
@@ -3459,7 +3506,7 @@
                     <pic:cNvPicPr/>
                   </pic:nvPicPr>
                   <pic:blipFill>
-                    <a:blip r:embed="rId11" cstate="print">
+                    <a:blip r:embed="rId12" cstate="print">
                       <a:extLst>
                         <a:ext uri="{28A0092B-C50C-407E-A947-70E740481C1C}">
                           <a14:useLocalDpi xmlns:a14="http://schemas.microsoft.com/office/drawing/2010/main" val="0"/>
@@ -4790,34 +4837,62 @@
           <w:sz w:val="22"/>
           <w:szCs w:val="22"/>
         </w:rPr>
-        <w:t>"mean_area":198.62,"density_class":"sparse",</w:t>
-      </w:r>
-    </w:p>
-    <w:p>
-      <w:pPr>
-        <w:spacing w:after="0" w:line="240" w:lineRule="auto"/>
-        <w:rPr>
-          <w:rFonts w:cstheme="minorHAnsi"/>
-          <w:sz w:val="22"/>
-          <w:szCs w:val="22"/>
-        </w:rPr>
-      </w:pPr>
-      <w:r>
-        <w:rPr>
-          <w:rFonts w:cstheme="minorHAnsi"/>
-          <w:sz w:val="22"/>
-          <w:szCs w:val="22"/>
-        </w:rPr>
         <w:t>"</w:t>
       </w:r>
+      <w:proofErr w:type="gramStart"/>
+      <w:r>
+        <w:rPr>
+          <w:rFonts w:cstheme="minorHAnsi"/>
+          <w:sz w:val="22"/>
+          <w:szCs w:val="22"/>
+        </w:rPr>
+        <w:t>mean</w:t>
+      </w:r>
+      <w:proofErr w:type="gramEnd"/>
+      <w:r>
+        <w:rPr>
+          <w:rFonts w:cstheme="minorHAnsi"/>
+          <w:sz w:val="22"/>
+          <w:szCs w:val="22"/>
+        </w:rPr>
+        <w:t>_area":198.62,"density_class":"sparse",</w:t>
+      </w:r>
+    </w:p>
+    <w:p>
+      <w:pPr>
+        <w:spacing w:after="0" w:line="240" w:lineRule="auto"/>
+        <w:rPr>
+          <w:rFonts w:cstheme="minorHAnsi"/>
+          <w:sz w:val="22"/>
+          <w:szCs w:val="22"/>
+        </w:rPr>
+      </w:pPr>
+      <w:r>
+        <w:rPr>
+          <w:rFonts w:cstheme="minorHAnsi"/>
+          <w:sz w:val="22"/>
+          <w:szCs w:val="22"/>
+        </w:rPr>
+        <w:t>"</w:t>
+      </w:r>
       <w:proofErr w:type="spellStart"/>
-      <w:r>
-        <w:rPr>
-          <w:rFonts w:cstheme="minorHAnsi"/>
-          <w:sz w:val="22"/>
-          <w:szCs w:val="22"/>
-        </w:rPr>
-        <w:t>quality_flag":"ok</w:t>
+      <w:proofErr w:type="gramStart"/>
+      <w:r>
+        <w:rPr>
+          <w:rFonts w:cstheme="minorHAnsi"/>
+          <w:sz w:val="22"/>
+          <w:szCs w:val="22"/>
+        </w:rPr>
+        <w:t>quality</w:t>
+      </w:r>
+      <w:proofErr w:type="gramEnd"/>
+      <w:r>
+        <w:rPr>
+          <w:rFonts w:cstheme="minorHAnsi"/>
+          <w:sz w:val="22"/>
+          <w:szCs w:val="22"/>
+        </w:rPr>
+        <w:t>_flag":"ok</w:t>
       </w:r>
       <w:proofErr w:type="spellEnd"/>
       <w:r>
@@ -5572,7 +5647,7 @@
       </w:pPr>
     </w:p>
     <w:sectPr>
-      <w:footerReference w:type="default" r:id="rId12"/>
+      <w:footerReference w:type="default" r:id="rId13"/>
       <w:pgSz w:w="11906" w:h="16838" w:code="9"/>
       <w:pgMar w:top="680" w:right="851" w:bottom="680" w:left="851" w:header="709" w:footer="709" w:gutter="0"/>
       <w:cols w:space="708"/>
@@ -7448,6 +7523,29 @@
     <w:uiPriority w:val="99"/>
     <w:rsid w:val="0079182B"/>
   </w:style>
+  <w:style w:type="character" w:styleId="Hyperlink">
+    <w:name w:val="Hyperlink"/>
+    <w:basedOn w:val="DefaultParagraphFont"/>
+    <w:uiPriority w:val="99"/>
+    <w:unhideWhenUsed/>
+    <w:rsid w:val="00183AE6"/>
+    <w:rPr>
+      <w:color w:val="0563C1" w:themeColor="hyperlink"/>
+      <w:u w:val="single"/>
+    </w:rPr>
+  </w:style>
+  <w:style w:type="character" w:styleId="UnresolvedMention">
+    <w:name w:val="Unresolved Mention"/>
+    <w:basedOn w:val="DefaultParagraphFont"/>
+    <w:uiPriority w:val="99"/>
+    <w:semiHidden/>
+    <w:unhideWhenUsed/>
+    <w:rsid w:val="00183AE6"/>
+    <w:rPr>
+      <w:color w:val="605E5C"/>
+      <w:shd w:val="clear" w:color="auto" w:fill="E1DFDD"/>
+    </w:rPr>
+  </w:style>
 </w:styles>
 </file>
 
